--- a/Livrable_1/SR10_MLD.docx
+++ b/Livrable_1/SR10_MLD.docx
@@ -648,7 +648,7 @@
         <w:rPr>
           <w:rtl w:val="0"/>
         </w:rPr>
-        <w:t xml:space="preserve">nom (String)</w:t>
+        <w:t xml:space="preserve">intitule  (String)</w:t>
       </w:r>
     </w:p>
     <w:p>
@@ -664,7 +664,7 @@
         <w:rPr>
           <w:rtl w:val="0"/>
         </w:rPr>
-        <w:t xml:space="preserve">taille (float)</w:t>
+        <w:t xml:space="preserve">statut_poste ( STATUT_POSTE)</w:t>
       </w:r>
     </w:p>
     <w:p>
@@ -673,6 +673,70 @@
           <w:ilvl w:val="0"/>
           <w:numId w:val="2"/>
         </w:numPr>
+        <w:spacing w:after="0" w:afterAutospacing="0" w:before="0" w:beforeAutospacing="0" w:lineRule="auto"/>
+        <w:ind w:left="720" w:hanging="360"/>
+      </w:pPr>
+      <w:r>
+        <w:rPr>
+          <w:rtl w:val="0"/>
+        </w:rPr>
+        <w:t xml:space="preserve">type_metier (String)</w:t>
+      </w:r>
+    </w:p>
+    <w:p>
+      <w:pPr>
+        <w:numPr>
+          <w:ilvl w:val="0"/>
+          <w:numId w:val="2"/>
+        </w:numPr>
+        <w:spacing w:after="0" w:afterAutospacing="0" w:before="0" w:beforeAutospacing="0" w:lineRule="auto"/>
+        <w:ind w:left="720" w:hanging="360"/>
+      </w:pPr>
+      <w:r>
+        <w:rPr>
+          <w:rtl w:val="0"/>
+        </w:rPr>
+        <w:t xml:space="preserve">lieu (Sring)</w:t>
+      </w:r>
+    </w:p>
+    <w:p>
+      <w:pPr>
+        <w:numPr>
+          <w:ilvl w:val="0"/>
+          <w:numId w:val="2"/>
+        </w:numPr>
+        <w:spacing w:after="0" w:afterAutospacing="0" w:before="0" w:beforeAutospacing="0" w:lineRule="auto"/>
+        <w:ind w:left="720" w:hanging="360"/>
+      </w:pPr>
+      <w:r>
+        <w:rPr>
+          <w:rtl w:val="0"/>
+        </w:rPr>
+        <w:t xml:space="preserve">  rythme (String)</w:t>
+      </w:r>
+    </w:p>
+    <w:p>
+      <w:pPr>
+        <w:numPr>
+          <w:ilvl w:val="0"/>
+          <w:numId w:val="2"/>
+        </w:numPr>
+        <w:spacing w:after="0" w:afterAutospacing="0" w:before="0" w:beforeAutospacing="0" w:lineRule="auto"/>
+        <w:ind w:left="720" w:hanging="360"/>
+      </w:pPr>
+      <w:r>
+        <w:rPr>
+          <w:rtl w:val="0"/>
+        </w:rPr>
+        <w:t xml:space="preserve">  salaire (float)</w:t>
+      </w:r>
+    </w:p>
+    <w:p>
+      <w:pPr>
+        <w:numPr>
+          <w:ilvl w:val="0"/>
+          <w:numId w:val="2"/>
+        </w:numPr>
         <w:spacing w:after="240" w:before="0" w:beforeAutospacing="0" w:lineRule="auto"/>
         <w:ind w:left="720" w:hanging="360"/>
       </w:pPr>
@@ -680,7 +744,7 @@
         <w:rPr>
           <w:rtl w:val="0"/>
         </w:rPr>
-        <w:t xml:space="preserve">type (String)</w:t>
+        <w:t xml:space="preserve">  description  (String)</w:t>
       </w:r>
     </w:p>
     <w:p>
@@ -781,7 +845,7 @@
         <w:rPr>
           <w:rtl w:val="0"/>
         </w:rPr>
-        <w:t xml:space="preserve">date (date)</w:t>
+        <w:t xml:space="preserve">date_validite (date)</w:t>
       </w:r>
     </w:p>
     <w:p>
@@ -792,12 +856,15 @@
         </w:numPr>
         <w:spacing w:after="0" w:afterAutospacing="0" w:before="0" w:beforeAutospacing="0" w:lineRule="auto"/>
         <w:ind w:left="720" w:hanging="360"/>
-      </w:pPr>
-      <w:r>
-        <w:rPr>
-          <w:rtl w:val="0"/>
-        </w:rPr>
-        <w:t xml:space="preserve">intitule (String)</w:t>
+        <w:rPr>
+          <w:u w:val="none"/>
+        </w:rPr>
+      </w:pPr>
+      <w:r>
+        <w:rPr>
+          <w:rtl w:val="0"/>
+        </w:rPr>
+        <w:t xml:space="preserve">liste_piece_demande (String)</w:t>
       </w:r>
     </w:p>
     <w:p>
@@ -808,12 +875,15 @@
         </w:numPr>
         <w:spacing w:after="0" w:afterAutospacing="0" w:before="0" w:beforeAutospacing="0" w:lineRule="auto"/>
         <w:ind w:left="720" w:hanging="360"/>
-      </w:pPr>
-      <w:r>
-        <w:rPr>
-          <w:rtl w:val="0"/>
-        </w:rPr>
-        <w:t xml:space="preserve">information (String)</w:t>
+        <w:rPr>
+          <w:u w:val="none"/>
+        </w:rPr>
+      </w:pPr>
+      <w:r>
+        <w:rPr>
+          <w:rtl w:val="0"/>
+        </w:rPr>
+        <w:t xml:space="preserve">nb_piece_demande (Int)</w:t>
       </w:r>
     </w:p>
     <w:p>
@@ -827,118 +897,6 @@
       </w:pPr>
       <w:r>
         <w:rPr>
-          <w:rtl w:val="0"/>
-        </w:rPr>
-        <w:t xml:space="preserve">statut_poste (STATUT_POSTE)</w:t>
-      </w:r>
-    </w:p>
-    <w:p>
-      <w:pPr>
-        <w:numPr>
-          <w:ilvl w:val="0"/>
-          <w:numId w:val="1"/>
-        </w:numPr>
-        <w:spacing w:after="0" w:afterAutospacing="0" w:before="0" w:beforeAutospacing="0" w:lineRule="auto"/>
-        <w:ind w:left="720" w:hanging="360"/>
-      </w:pPr>
-      <w:r>
-        <w:rPr>
-          <w:rtl w:val="0"/>
-        </w:rPr>
-        <w:t xml:space="preserve">resp_hierarchique (String)</w:t>
-      </w:r>
-    </w:p>
-    <w:p>
-      <w:pPr>
-        <w:numPr>
-          <w:ilvl w:val="0"/>
-          <w:numId w:val="1"/>
-        </w:numPr>
-        <w:spacing w:after="0" w:afterAutospacing="0" w:before="0" w:beforeAutospacing="0" w:lineRule="auto"/>
-        <w:ind w:left="720" w:hanging="360"/>
-      </w:pPr>
-      <w:r>
-        <w:rPr>
-          <w:rtl w:val="0"/>
-        </w:rPr>
-        <w:t xml:space="preserve">type_metier (String)</w:t>
-      </w:r>
-    </w:p>
-    <w:p>
-      <w:pPr>
-        <w:numPr>
-          <w:ilvl w:val="0"/>
-          <w:numId w:val="1"/>
-        </w:numPr>
-        <w:spacing w:after="0" w:afterAutospacing="0" w:before="0" w:beforeAutospacing="0" w:lineRule="auto"/>
-        <w:ind w:left="720" w:hanging="360"/>
-      </w:pPr>
-      <w:r>
-        <w:rPr>
-          <w:rtl w:val="0"/>
-        </w:rPr>
-        <w:t xml:space="preserve">lieu (String)</w:t>
-      </w:r>
-    </w:p>
-    <w:p>
-      <w:pPr>
-        <w:numPr>
-          <w:ilvl w:val="0"/>
-          <w:numId w:val="1"/>
-        </w:numPr>
-        <w:spacing w:after="0" w:afterAutospacing="0" w:before="0" w:beforeAutospacing="0" w:lineRule="auto"/>
-        <w:ind w:left="720" w:hanging="360"/>
-      </w:pPr>
-      <w:r>
-        <w:rPr>
-          <w:rtl w:val="0"/>
-        </w:rPr>
-        <w:t xml:space="preserve">rythme (String)</w:t>
-      </w:r>
-    </w:p>
-    <w:p>
-      <w:pPr>
-        <w:numPr>
-          <w:ilvl w:val="0"/>
-          <w:numId w:val="1"/>
-        </w:numPr>
-        <w:spacing w:after="0" w:afterAutospacing="0" w:before="0" w:beforeAutospacing="0" w:lineRule="auto"/>
-        <w:ind w:left="720" w:hanging="360"/>
-      </w:pPr>
-      <w:r>
-        <w:rPr>
-          <w:rtl w:val="0"/>
-        </w:rPr>
-        <w:t xml:space="preserve">salaire (int)</w:t>
-      </w:r>
-    </w:p>
-    <w:p>
-      <w:pPr>
-        <w:numPr>
-          <w:ilvl w:val="0"/>
-          <w:numId w:val="1"/>
-        </w:numPr>
-        <w:spacing w:after="0" w:afterAutospacing="0" w:before="0" w:beforeAutospacing="0" w:lineRule="auto"/>
-        <w:ind w:left="720" w:hanging="360"/>
-      </w:pPr>
-      <w:r>
-        <w:rPr>
-          <w:rtl w:val="0"/>
-        </w:rPr>
-        <w:t xml:space="preserve">description (String)</w:t>
-      </w:r>
-    </w:p>
-    <w:p>
-      <w:pPr>
-        <w:numPr>
-          <w:ilvl w:val="0"/>
-          <w:numId w:val="1"/>
-        </w:numPr>
-        <w:spacing w:after="0" w:afterAutospacing="0" w:before="0" w:beforeAutospacing="0" w:lineRule="auto"/>
-        <w:ind w:left="720" w:hanging="360"/>
-      </w:pPr>
-      <w:r>
-        <w:rPr>
           <w:b w:val="1"/>
           <w:rtl w:val="0"/>
         </w:rPr>
@@ -948,7 +906,7 @@
         <w:rPr>
           <w:rtl w:val="0"/>
         </w:rPr>
-        <w:t xml:space="preserve"> recruteur_id  → Utilisateur(id_user) // Check role== recruteur</w:t>
+        <w:t xml:space="preserve"> resp_hierarchique  → Utilisateur(id_user) // Check role== recruteur</w:t>
       </w:r>
     </w:p>
     <w:p>
